--- a/Интеллектуальный анализ данных (очная)/Деревья решений/4.docx
+++ b/Интеллектуальный анализ данных (очная)/Деревья решений/4.docx
@@ -6,6 +6,8 @@
       <w:pPr>
         <w:jc w:val="both"/>
       </w:pPr>
+      <w:bookmarkStart w:id="0" w:name="_GoBack"/>
+      <w:bookmarkEnd w:id="0"/>
       <w:r>
         <w:t>Снедков В.А., ЕТ-128</w:t>
       </w:r>
@@ -525,24 +527,14 @@
       <w:r>
         <w:t xml:space="preserve">Рисунок </w:t>
       </w:r>
-      <w:r>
-        <w:fldChar w:fldCharType="begin"/>
-      </w:r>
-      <w:r>
-        <w:instrText xml:space="preserve"> SEQ Рисунок \* ARABIC </w:instrText>
-      </w:r>
-      <w:r>
-        <w:fldChar w:fldCharType="separate"/>
-      </w:r>
-      <w:r>
-        <w:rPr>
-          <w:noProof/>
-        </w:rPr>
-        <w:t>1</w:t>
-      </w:r>
-      <w:r>
-        <w:fldChar w:fldCharType="end"/>
-      </w:r>
+      <w:fldSimple w:instr=" SEQ Рисунок \* ARABIC ">
+        <w:r>
+          <w:rPr>
+            <w:noProof/>
+          </w:rPr>
+          <w:t>1</w:t>
+        </w:r>
+      </w:fldSimple>
       <w:r>
         <w:t xml:space="preserve"> </w:t>
       </w:r>
@@ -578,15 +570,7 @@
         <w:rPr>
           <w:szCs w:val="28"/>
         </w:rPr>
-        <w:t>д</w:t>
-      </w:r>
-      <w:bookmarkStart w:id="0" w:name="_GoBack"/>
-      <w:bookmarkEnd w:id="0"/>
-      <w:r>
-        <w:rPr>
-          <w:szCs w:val="28"/>
-        </w:rPr>
-        <w:t>атасет</w:t>
+        <w:t>датасет</w:t>
       </w:r>
       <w:proofErr w:type="spellEnd"/>
       <w:r>
@@ -695,24 +679,14 @@
       <w:r>
         <w:t xml:space="preserve">Рисунок </w:t>
       </w:r>
-      <w:r>
-        <w:fldChar w:fldCharType="begin"/>
-      </w:r>
-      <w:r>
-        <w:instrText xml:space="preserve"> SEQ Рисунок \* ARABIC </w:instrText>
-      </w:r>
-      <w:r>
-        <w:fldChar w:fldCharType="separate"/>
-      </w:r>
-      <w:r>
-        <w:rPr>
-          <w:noProof/>
-        </w:rPr>
-        <w:t>2</w:t>
-      </w:r>
-      <w:r>
-        <w:fldChar w:fldCharType="end"/>
-      </w:r>
+      <w:fldSimple w:instr=" SEQ Рисунок \* ARABIC ">
+        <w:r>
+          <w:rPr>
+            <w:noProof/>
+          </w:rPr>
+          <w:t>2</w:t>
+        </w:r>
+      </w:fldSimple>
       <w:r>
         <w:t xml:space="preserve"> </w:t>
       </w:r>
@@ -740,31 +714,7 @@
         <w:rPr>
           <w:szCs w:val="28"/>
         </w:rPr>
-        <w:t xml:space="preserve">Из графика видно, что большая точность достигается при размере обучающей выборки </w:t>
-      </w:r>
-      <w:r>
-        <w:rPr>
-          <w:szCs w:val="28"/>
-        </w:rPr>
-        <w:t>8</w:t>
-      </w:r>
-      <w:r>
-        <w:rPr>
-          <w:szCs w:val="28"/>
-        </w:rPr>
-        <w:t>0%. При увеличении размера видно снижени</w:t>
-      </w:r>
-      <w:r>
-        <w:rPr>
-          <w:szCs w:val="28"/>
-        </w:rPr>
-        <w:t>е</w:t>
-      </w:r>
-      <w:r>
-        <w:rPr>
-          <w:szCs w:val="28"/>
-        </w:rPr>
-        <w:t xml:space="preserve"> точности, это связано с уменьшением тестовой выборки, на которой одни и те же ошибки сильно влияют на точность из-за небольшого количества тестовых данных. Так же подтверждается, что </w:t>
+        <w:t xml:space="preserve">Из графика видно, что большая точность достигается при размере обучающей выборки 80%. При увеличении размера видно снижение точности, это связано с уменьшением тестовой выборки, на которой одни и те же ошибки сильно влияют на точность из-за небольшого количества тестовых данных. Так же подтверждается, что </w:t>
       </w:r>
       <w:proofErr w:type="spellStart"/>
       <w:r>
